--- a/2026845_CA1_ Capstone Project Proposal_Strategic Thinking_v1.docx
+++ b/2026845_CA1_ Capstone Project Proposal_Strategic Thinking_v1.docx
@@ -771,274 +771,16 @@
             <mc:AlternateContent>
               <mc:Choice Requires="wps">
                 <w:drawing>
-                  <wp:anchor distT="0" distB="0" distL="114300" distR="114300" simplePos="0" relativeHeight="251686912" behindDoc="0" locked="0" layoutInCell="1" allowOverlap="1" wp14:anchorId="16FA0423" wp14:editId="5CA2647F">
+                  <wp:anchor distT="0" distB="0" distL="114300" distR="114300" simplePos="0" relativeHeight="251684864" behindDoc="0" locked="0" layoutInCell="1" allowOverlap="1" wp14:anchorId="142B7DD0" wp14:editId="50EB458A">
                     <wp:simplePos x="0" y="0"/>
                     <wp:positionH relativeFrom="margin">
                       <wp:posOffset>-448945</wp:posOffset>
                     </wp:positionH>
                     <wp:positionV relativeFrom="paragraph">
-                      <wp:posOffset>6312362</wp:posOffset>
+                      <wp:posOffset>7251700</wp:posOffset>
                     </wp:positionV>
-                    <wp:extent cx="6858000" cy="907473"/>
-                    <wp:effectExtent l="0" t="0" r="0" b="6985"/>
-                    <wp:wrapNone/>
-                    <wp:docPr id="662531036" name="Text Box 1"/>
-                    <wp:cNvGraphicFramePr/>
-                    <a:graphic xmlns:a="http://schemas.openxmlformats.org/drawingml/2006/main">
-                      <a:graphicData uri="http://schemas.microsoft.com/office/word/2010/wordprocessingShape">
-                        <wps:wsp>
-                          <wps:cNvSpPr txBox="1"/>
-                          <wps:spPr>
-                            <a:xfrm>
-                              <a:off x="0" y="0"/>
-                              <a:ext cx="6858000" cy="907473"/>
-                            </a:xfrm>
-                            <a:prstGeom prst="rect">
-                              <a:avLst/>
-                            </a:prstGeom>
-                            <a:noFill/>
-                            <a:ln w="6350">
-                              <a:noFill/>
-                            </a:ln>
-                            <a:effectLst/>
-                          </wps:spPr>
-                          <wps:style>
-                            <a:lnRef idx="0">
-                              <a:schemeClr val="accent1"/>
-                            </a:lnRef>
-                            <a:fillRef idx="0">
-                              <a:schemeClr val="accent1"/>
-                            </a:fillRef>
-                            <a:effectRef idx="0">
-                              <a:schemeClr val="accent1"/>
-                            </a:effectRef>
-                            <a:fontRef idx="minor">
-                              <a:schemeClr val="dk1"/>
-                            </a:fontRef>
-                          </wps:style>
-                          <wps:txbx>
-                            <w:txbxContent>
-                              <w:p>
-                                <w:pPr>
-                                  <w:pStyle w:val="NoSpacing"/>
-                                  <w:jc w:val="right"/>
-                                  <w:rPr>
-                                    <w:rFonts w:ascii="Calibri" w:hAnsi="Calibri" w:cs="Calibri"/>
-                                    <w:b/>
-                                    <w:bCs/>
-                                    <w:color w:val="FFFFFF" w:themeColor="background1"/>
-                                    <w:sz w:val="28"/>
-                                    <w:szCs w:val="28"/>
-                                  </w:rPr>
-                                </w:pPr>
-                                <w:r>
-                                  <w:rPr>
-                                    <w:rFonts w:ascii="Calibri" w:hAnsi="Calibri" w:cs="Calibri"/>
-                                    <w:b/>
-                                    <w:bCs/>
-                                    <w:color w:val="FFFFFF" w:themeColor="background1"/>
-                                    <w:sz w:val="28"/>
-                                    <w:szCs w:val="28"/>
-                                  </w:rPr>
-                                  <w:t xml:space="preserve">Prepared by: </w:t>
-                                </w:r>
-                                <w:r>
-                                  <w:rPr>
-                                    <w:rFonts w:ascii="Calibri" w:hAnsi="Calibri" w:cs="Calibri"/>
-                                    <w:b/>
-                                    <w:bCs/>
-                                    <w:color w:val="FFFFFF" w:themeColor="background1"/>
-                                    <w:sz w:val="28"/>
-                                    <w:szCs w:val="28"/>
-                                  </w:rPr>
-                                  <w:t>Ei Khine Moe</w:t>
-                                </w:r>
-                              </w:p>
-                              <w:p>
-                                <w:pPr>
-                                  <w:pStyle w:val="NoSpacing"/>
-                                  <w:jc w:val="right"/>
-                                  <w:rPr>
-                                    <w:rFonts w:ascii="Calibri" w:hAnsi="Calibri" w:cs="Calibri"/>
-                                    <w:b/>
-                                    <w:bCs/>
-                                    <w:color w:val="FFFFFF" w:themeColor="background1"/>
-                                    <w:sz w:val="28"/>
-                                    <w:szCs w:val="28"/>
-                                  </w:rPr>
-                                </w:pPr>
-                                <w:r>
-                                  <w:rPr>
-                                    <w:rFonts w:ascii="Calibri" w:hAnsi="Calibri" w:cs="Calibri"/>
-                                    <w:b/>
-                                    <w:bCs/>
-                                    <w:color w:val="FFFFFF" w:themeColor="background1"/>
-                                    <w:sz w:val="28"/>
-                                    <w:szCs w:val="28"/>
-                                  </w:rPr>
-                                  <w:t>Student Number: 2026845</w:t>
-                                </w:r>
-                              </w:p>
-                              <w:p>
-                                <w:pPr>
-                                  <w:pStyle w:val="NoSpacing"/>
-                                  <w:ind w:left="720" w:firstLine="720"/>
-                                  <w:jc w:val="right"/>
-                                  <w:rPr>
-                                    <w:rFonts w:ascii="Calibri" w:hAnsi="Calibri" w:cs="Calibri"/>
-                                    <w:b/>
-                                    <w:bCs/>
-                                    <w:color w:val="FFFFFF" w:themeColor="background1"/>
-                                    <w:sz w:val="28"/>
-                                    <w:szCs w:val="28"/>
-                                  </w:rPr>
-                                </w:pPr>
-                                <w:r>
-                                  <w:rPr>
-                                    <w:rFonts w:ascii="Calibri" w:hAnsi="Calibri" w:cs="Calibri"/>
-                                    <w:b/>
-                                    <w:bCs/>
-                                    <w:color w:val="FFFFFF" w:themeColor="background1"/>
-                                    <w:sz w:val="28"/>
-                                    <w:szCs w:val="28"/>
-                                  </w:rPr>
-                                  <w:t>Module Title: Strategic Thinking</w:t>
-                                </w:r>
-                              </w:p>
-                            </w:txbxContent>
-                          </wps:txbx>
-                          <wps:bodyPr rot="0" spcFirstLastPara="0" vertOverflow="overflow" horzOverflow="overflow" vert="horz" wrap="square" lIns="685800" tIns="0" rIns="914400" bIns="0" numCol="1" spcCol="0" rtlCol="0" fromWordArt="0" anchor="ctr" anchorCtr="0" forceAA="0" compatLnSpc="1">
-                            <a:prstTxWarp prst="textNoShape">
-                              <a:avLst/>
-                            </a:prstTxWarp>
-                            <a:noAutofit/>
-                          </wps:bodyPr>
-                        </wps:wsp>
-                      </a:graphicData>
-                    </a:graphic>
-                    <wp14:sizeRelV relativeFrom="margin">
-                      <wp14:pctHeight>0</wp14:pctHeight>
-                    </wp14:sizeRelV>
-                  </wp:anchor>
-                </w:drawing>
-              </mc:Choice>
-              <mc:Fallback>
-                <w:pict>
-                  <v:shape w14:anchorId="16FA0423" id="Text Box 1" o:spid="_x0000_s1036" type="#_x0000_t202" style="position:absolute;margin-left:-35.35pt;margin-top:497.05pt;width:540pt;height:71.45pt;z-index:251686912;visibility:visible;mso-wrap-style:square;mso-height-percent:0;mso-wrap-distance-left:9pt;mso-wrap-distance-top:0;mso-wrap-distance-right:9pt;mso-wrap-distance-bottom:0;mso-position-horizontal:absolute;mso-position-horizontal-relative:margin;mso-position-vertical:absolute;mso-position-vertical-relative:text;mso-height-percent:0;mso-height-relative:margin;v-text-anchor:middle" o:gfxdata="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" filled="f" stroked="f" strokeweight=".5pt">
-                    <v:textbox inset="54pt,0,1in,0">
-                      <w:txbxContent>
-                        <w:p>
-                          <w:pPr>
-                            <w:pStyle w:val="NoSpacing"/>
-                            <w:jc w:val="right"/>
-                            <w:rPr>
-                              <w:rFonts w:ascii="Calibri" w:hAnsi="Calibri" w:cs="Calibri"/>
-                              <w:b/>
-                              <w:bCs/>
-                              <w:color w:val="FFFFFF" w:themeColor="background1"/>
-                              <w:sz w:val="28"/>
-                              <w:szCs w:val="28"/>
-                            </w:rPr>
-                          </w:pPr>
-                          <w:r>
-                            <w:rPr>
-                              <w:rFonts w:ascii="Calibri" w:hAnsi="Calibri" w:cs="Calibri"/>
-                              <w:b/>
-                              <w:bCs/>
-                              <w:color w:val="FFFFFF" w:themeColor="background1"/>
-                              <w:sz w:val="28"/>
-                              <w:szCs w:val="28"/>
-                            </w:rPr>
-                            <w:t xml:space="preserve">Prepared by: </w:t>
-                          </w:r>
-                          <w:r>
-                            <w:rPr>
-                              <w:rFonts w:ascii="Calibri" w:hAnsi="Calibri" w:cs="Calibri"/>
-                              <w:b/>
-                              <w:bCs/>
-                              <w:color w:val="FFFFFF" w:themeColor="background1"/>
-                              <w:sz w:val="28"/>
-                              <w:szCs w:val="28"/>
-                            </w:rPr>
-                            <w:t>Ei Khine Moe</w:t>
-                          </w:r>
-                        </w:p>
-                        <w:p>
-                          <w:pPr>
-                            <w:pStyle w:val="NoSpacing"/>
-                            <w:jc w:val="right"/>
-                            <w:rPr>
-                              <w:rFonts w:ascii="Calibri" w:hAnsi="Calibri" w:cs="Calibri"/>
-                              <w:b/>
-                              <w:bCs/>
-                              <w:color w:val="FFFFFF" w:themeColor="background1"/>
-                              <w:sz w:val="28"/>
-                              <w:szCs w:val="28"/>
-                            </w:rPr>
-                          </w:pPr>
-                          <w:r>
-                            <w:rPr>
-                              <w:rFonts w:ascii="Calibri" w:hAnsi="Calibri" w:cs="Calibri"/>
-                              <w:b/>
-                              <w:bCs/>
-                              <w:color w:val="FFFFFF" w:themeColor="background1"/>
-                              <w:sz w:val="28"/>
-                              <w:szCs w:val="28"/>
-                            </w:rPr>
-                            <w:t>Student Number: 2026845</w:t>
-                          </w:r>
-                        </w:p>
-                        <w:p>
-                          <w:pPr>
-                            <w:pStyle w:val="NoSpacing"/>
-                            <w:ind w:left="720" w:firstLine="720"/>
-                            <w:jc w:val="right"/>
-                            <w:rPr>
-                              <w:rFonts w:ascii="Calibri" w:hAnsi="Calibri" w:cs="Calibri"/>
-                              <w:b/>
-                              <w:bCs/>
-                              <w:color w:val="FFFFFF" w:themeColor="background1"/>
-                              <w:sz w:val="28"/>
-                              <w:szCs w:val="28"/>
-                            </w:rPr>
-                          </w:pPr>
-                          <w:r>
-                            <w:rPr>
-                              <w:rFonts w:ascii="Calibri" w:hAnsi="Calibri" w:cs="Calibri"/>
-                              <w:b/>
-                              <w:bCs/>
-                              <w:color w:val="FFFFFF" w:themeColor="background1"/>
-                              <w:sz w:val="28"/>
-                              <w:szCs w:val="28"/>
-                            </w:rPr>
-                            <w:t>Module Title: Strategic Thinking</w:t>
-                          </w:r>
-                        </w:p>
-                      </w:txbxContent>
-                    </v:textbox>
-                    <w10:wrap anchorx="margin"/>
-                  </v:shape>
-                </w:pict>
-              </mc:Fallback>
-            </mc:AlternateContent>
-          </w:r>
-          <w:r>
-            <w:rPr>
-              <w:noProof/>
-            </w:rPr>
-            <mc:AlternateContent>
-              <mc:Choice Requires="wps">
-                <w:drawing>
-                  <wp:anchor distT="0" distB="0" distL="114300" distR="114300" simplePos="0" relativeHeight="251684864" behindDoc="0" locked="0" layoutInCell="1" allowOverlap="1" wp14:anchorId="142B7DD0" wp14:editId="0A828A74">
-                    <wp:simplePos x="0" y="0"/>
-                    <wp:positionH relativeFrom="margin">
-                      <wp:align>center</wp:align>
-                    </wp:positionH>
-                    <wp:positionV relativeFrom="paragraph">
-                      <wp:posOffset>7282354</wp:posOffset>
-                    </wp:positionV>
-                    <wp:extent cx="6858000" cy="907473"/>
-                    <wp:effectExtent l="0" t="0" r="0" b="6985"/>
+                    <wp:extent cx="6858000" cy="1394460"/>
+                    <wp:effectExtent l="0" t="0" r="0" b="15240"/>
                     <wp:wrapNone/>
                     <wp:docPr id="575260257" name="Text Box 1"/>
                     <wp:cNvGraphicFramePr/>
@@ -1049,7 +791,7 @@
                           <wps:spPr>
                             <a:xfrm>
                               <a:off x="0" y="0"/>
-                              <a:ext cx="6858000" cy="907473"/>
+                              <a:ext cx="6858000" cy="1394460"/>
                             </a:xfrm>
                             <a:prstGeom prst="rect">
                               <a:avLst/>
@@ -1276,6 +1018,54 @@
                                   <w:t xml:space="preserve">/2026 </w:t>
                                 </w:r>
                               </w:p>
+                              <w:p>
+                                <w:pPr>
+                                  <w:pStyle w:val="NoSpacing"/>
+                                  <w:ind w:left="2160"/>
+                                  <w:jc w:val="right"/>
+                                  <w:rPr>
+                                    <w:rFonts w:ascii="Calibri" w:hAnsi="Calibri" w:cs="Calibri"/>
+                                    <w:b/>
+                                    <w:bCs/>
+                                    <w:color w:val="FFFFFF" w:themeColor="background1"/>
+                                    <w:sz w:val="28"/>
+                                    <w:szCs w:val="28"/>
+                                  </w:rPr>
+                                </w:pPr>
+                                <w:r>
+                                  <w:rPr>
+                                    <w:rFonts w:ascii="Calibri" w:hAnsi="Calibri" w:cs="Calibri"/>
+                                    <w:b/>
+                                    <w:bCs/>
+                                    <w:color w:val="FFFFFF" w:themeColor="background1"/>
+                                    <w:sz w:val="28"/>
+                                    <w:szCs w:val="28"/>
+                                  </w:rPr>
+                                  <w:t>GitHub Repository</w:t>
+                                </w:r>
+                                <w:r>
+                                  <w:rPr>
+                                    <w:rFonts w:ascii="Calibri" w:hAnsi="Calibri" w:cs="Calibri"/>
+                                    <w:b/>
+                                    <w:bCs/>
+                                    <w:color w:val="FFFFFF" w:themeColor="background1"/>
+                                    <w:sz w:val="28"/>
+                                    <w:szCs w:val="28"/>
+                                  </w:rPr>
+                                  <w:t xml:space="preserve">: </w:t>
+                                </w:r>
+                                <w:r>
+                                  <w:rPr>
+                                    <w:rFonts w:ascii="Calibri" w:hAnsi="Calibri" w:cs="Calibri"/>
+                                    <w:b/>
+                                    <w:bCs/>
+                                    <w:color w:val="FFFFFF" w:themeColor="background1"/>
+                                    <w:sz w:val="28"/>
+                                    <w:szCs w:val="28"/>
+                                  </w:rPr>
+                                  <w:t>https://github.com/2026845/Strategic-Thinking</w:t>
+                                </w:r>
+                              </w:p>
                             </w:txbxContent>
                           </wps:txbx>
                           <wps:bodyPr rot="0" spcFirstLastPara="0" vertOverflow="overflow" horzOverflow="overflow" vert="horz" wrap="square" lIns="685800" tIns="0" rIns="914400" bIns="0" numCol="1" spcCol="0" rtlCol="0" fromWordArt="0" anchor="ctr" anchorCtr="0" forceAA="0" compatLnSpc="1">
@@ -1295,7 +1085,7 @@
               </mc:Choice>
               <mc:Fallback>
                 <w:pict>
-                  <v:shape w14:anchorId="142B7DD0" id="_x0000_s1037" type="#_x0000_t202" style="position:absolute;margin-left:0;margin-top:573.4pt;width:540pt;height:71.45pt;z-index:251684864;visibility:visible;mso-wrap-style:square;mso-height-percent:0;mso-wrap-distance-left:9pt;mso-wrap-distance-top:0;mso-wrap-distance-right:9pt;mso-wrap-distance-bottom:0;mso-position-horizontal:center;mso-position-horizontal-relative:margin;mso-position-vertical:absolute;mso-position-vertical-relative:text;mso-height-percent:0;mso-height-relative:margin;v-text-anchor:middle" o:gfxdata="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" filled="f" stroked="f" strokeweight=".5pt">
+                  <v:shape w14:anchorId="142B7DD0" id="Text Box 1" o:spid="_x0000_s1036" type="#_x0000_t202" style="position:absolute;margin-left:-35.35pt;margin-top:571pt;width:540pt;height:109.8pt;z-index:251684864;visibility:visible;mso-wrap-style:square;mso-height-percent:0;mso-wrap-distance-left:9pt;mso-wrap-distance-top:0;mso-wrap-distance-right:9pt;mso-wrap-distance-bottom:0;mso-position-horizontal:absolute;mso-position-horizontal-relative:margin;mso-position-vertical:absolute;mso-position-vertical-relative:text;mso-height-percent:0;mso-height-relative:margin;v-text-anchor:middle" o:gfxdata="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" filled="f" stroked="f" strokeweight=".5pt">
                     <v:textbox inset="54pt,0,1in,0">
                       <w:txbxContent>
                         <w:p>
@@ -1498,6 +1288,312 @@
                             <w:t xml:space="preserve">/2026 </w:t>
                           </w:r>
                         </w:p>
+                        <w:p>
+                          <w:pPr>
+                            <w:pStyle w:val="NoSpacing"/>
+                            <w:ind w:left="2160"/>
+                            <w:jc w:val="right"/>
+                            <w:rPr>
+                              <w:rFonts w:ascii="Calibri" w:hAnsi="Calibri" w:cs="Calibri"/>
+                              <w:b/>
+                              <w:bCs/>
+                              <w:color w:val="FFFFFF" w:themeColor="background1"/>
+                              <w:sz w:val="28"/>
+                              <w:szCs w:val="28"/>
+                            </w:rPr>
+                          </w:pPr>
+                          <w:r>
+                            <w:rPr>
+                              <w:rFonts w:ascii="Calibri" w:hAnsi="Calibri" w:cs="Calibri"/>
+                              <w:b/>
+                              <w:bCs/>
+                              <w:color w:val="FFFFFF" w:themeColor="background1"/>
+                              <w:sz w:val="28"/>
+                              <w:szCs w:val="28"/>
+                            </w:rPr>
+                            <w:t>GitHub Repository</w:t>
+                          </w:r>
+                          <w:r>
+                            <w:rPr>
+                              <w:rFonts w:ascii="Calibri" w:hAnsi="Calibri" w:cs="Calibri"/>
+                              <w:b/>
+                              <w:bCs/>
+                              <w:color w:val="FFFFFF" w:themeColor="background1"/>
+                              <w:sz w:val="28"/>
+                              <w:szCs w:val="28"/>
+                            </w:rPr>
+                            <w:t xml:space="preserve">: </w:t>
+                          </w:r>
+                          <w:r>
+                            <w:rPr>
+                              <w:rFonts w:ascii="Calibri" w:hAnsi="Calibri" w:cs="Calibri"/>
+                              <w:b/>
+                              <w:bCs/>
+                              <w:color w:val="FFFFFF" w:themeColor="background1"/>
+                              <w:sz w:val="28"/>
+                              <w:szCs w:val="28"/>
+                            </w:rPr>
+                            <w:t>https://github.com/2026845/Strategic-Thinking</w:t>
+                          </w:r>
+                        </w:p>
+                      </w:txbxContent>
+                    </v:textbox>
+                    <w10:wrap anchorx="margin"/>
+                  </v:shape>
+                </w:pict>
+              </mc:Fallback>
+            </mc:AlternateContent>
+          </w:r>
+          <w:r>
+            <w:rPr>
+              <w:noProof/>
+            </w:rPr>
+            <mc:AlternateContent>
+              <mc:Choice Requires="wps">
+                <w:drawing>
+                  <wp:anchor distT="0" distB="0" distL="114300" distR="114300" simplePos="0" relativeHeight="251686912" behindDoc="0" locked="0" layoutInCell="1" allowOverlap="1" wp14:anchorId="16FA0423" wp14:editId="67DA6CBD">
+                    <wp:simplePos x="0" y="0"/>
+                    <wp:positionH relativeFrom="margin">
+                      <wp:posOffset>-448945</wp:posOffset>
+                    </wp:positionH>
+                    <wp:positionV relativeFrom="paragraph">
+                      <wp:posOffset>6312362</wp:posOffset>
+                    </wp:positionV>
+                    <wp:extent cx="6858000" cy="907473"/>
+                    <wp:effectExtent l="0" t="0" r="0" b="6985"/>
+                    <wp:wrapNone/>
+                    <wp:docPr id="662531036" name="Text Box 1"/>
+                    <wp:cNvGraphicFramePr/>
+                    <a:graphic xmlns:a="http://schemas.openxmlformats.org/drawingml/2006/main">
+                      <a:graphicData uri="http://schemas.microsoft.com/office/word/2010/wordprocessingShape">
+                        <wps:wsp>
+                          <wps:cNvSpPr txBox="1"/>
+                          <wps:spPr>
+                            <a:xfrm>
+                              <a:off x="0" y="0"/>
+                              <a:ext cx="6858000" cy="907473"/>
+                            </a:xfrm>
+                            <a:prstGeom prst="rect">
+                              <a:avLst/>
+                            </a:prstGeom>
+                            <a:noFill/>
+                            <a:ln w="6350">
+                              <a:noFill/>
+                            </a:ln>
+                            <a:effectLst/>
+                          </wps:spPr>
+                          <wps:style>
+                            <a:lnRef idx="0">
+                              <a:schemeClr val="accent1"/>
+                            </a:lnRef>
+                            <a:fillRef idx="0">
+                              <a:schemeClr val="accent1"/>
+                            </a:fillRef>
+                            <a:effectRef idx="0">
+                              <a:schemeClr val="accent1"/>
+                            </a:effectRef>
+                            <a:fontRef idx="minor">
+                              <a:schemeClr val="dk1"/>
+                            </a:fontRef>
+                          </wps:style>
+                          <wps:txbx>
+                            <w:txbxContent>
+                              <w:p>
+                                <w:pPr>
+                                  <w:pStyle w:val="NoSpacing"/>
+                                  <w:jc w:val="right"/>
+                                  <w:rPr>
+                                    <w:rFonts w:ascii="Calibri" w:hAnsi="Calibri" w:cs="Calibri"/>
+                                    <w:b/>
+                                    <w:bCs/>
+                                    <w:color w:val="FFFFFF" w:themeColor="background1"/>
+                                    <w:sz w:val="28"/>
+                                    <w:szCs w:val="28"/>
+                                  </w:rPr>
+                                </w:pPr>
+                                <w:r>
+                                  <w:rPr>
+                                    <w:rFonts w:ascii="Calibri" w:hAnsi="Calibri" w:cs="Calibri"/>
+                                    <w:b/>
+                                    <w:bCs/>
+                                    <w:color w:val="FFFFFF" w:themeColor="background1"/>
+                                    <w:sz w:val="28"/>
+                                    <w:szCs w:val="28"/>
+                                  </w:rPr>
+                                  <w:t xml:space="preserve">Prepared by: </w:t>
+                                </w:r>
+                                <w:r>
+                                  <w:rPr>
+                                    <w:rFonts w:ascii="Calibri" w:hAnsi="Calibri" w:cs="Calibri"/>
+                                    <w:b/>
+                                    <w:bCs/>
+                                    <w:color w:val="FFFFFF" w:themeColor="background1"/>
+                                    <w:sz w:val="28"/>
+                                    <w:szCs w:val="28"/>
+                                  </w:rPr>
+                                  <w:t>Ei Khine Moe</w:t>
+                                </w:r>
+                              </w:p>
+                              <w:p>
+                                <w:pPr>
+                                  <w:pStyle w:val="NoSpacing"/>
+                                  <w:jc w:val="right"/>
+                                  <w:rPr>
+                                    <w:rFonts w:ascii="Calibri" w:hAnsi="Calibri" w:cs="Calibri"/>
+                                    <w:b/>
+                                    <w:bCs/>
+                                    <w:color w:val="FFFFFF" w:themeColor="background1"/>
+                                    <w:sz w:val="28"/>
+                                    <w:szCs w:val="28"/>
+                                  </w:rPr>
+                                </w:pPr>
+                                <w:r>
+                                  <w:rPr>
+                                    <w:rFonts w:ascii="Calibri" w:hAnsi="Calibri" w:cs="Calibri"/>
+                                    <w:b/>
+                                    <w:bCs/>
+                                    <w:color w:val="FFFFFF" w:themeColor="background1"/>
+                                    <w:sz w:val="28"/>
+                                    <w:szCs w:val="28"/>
+                                  </w:rPr>
+                                  <w:t>Student Number: 2026845</w:t>
+                                </w:r>
+                              </w:p>
+                              <w:p>
+                                <w:pPr>
+                                  <w:pStyle w:val="NoSpacing"/>
+                                  <w:ind w:left="720" w:firstLine="720"/>
+                                  <w:jc w:val="right"/>
+                                  <w:rPr>
+                                    <w:rFonts w:ascii="Calibri" w:hAnsi="Calibri" w:cs="Calibri"/>
+                                    <w:b/>
+                                    <w:bCs/>
+                                    <w:color w:val="FFFFFF" w:themeColor="background1"/>
+                                    <w:sz w:val="28"/>
+                                    <w:szCs w:val="28"/>
+                                  </w:rPr>
+                                </w:pPr>
+                                <w:r>
+                                  <w:rPr>
+                                    <w:rFonts w:ascii="Calibri" w:hAnsi="Calibri" w:cs="Calibri"/>
+                                    <w:b/>
+                                    <w:bCs/>
+                                    <w:color w:val="FFFFFF" w:themeColor="background1"/>
+                                    <w:sz w:val="28"/>
+                                    <w:szCs w:val="28"/>
+                                  </w:rPr>
+                                  <w:t>Module Title: Strategic Thinking</w:t>
+                                </w:r>
+                              </w:p>
+                            </w:txbxContent>
+                          </wps:txbx>
+                          <wps:bodyPr rot="0" spcFirstLastPara="0" vertOverflow="overflow" horzOverflow="overflow" vert="horz" wrap="square" lIns="685800" tIns="0" rIns="914400" bIns="0" numCol="1" spcCol="0" rtlCol="0" fromWordArt="0" anchor="ctr" anchorCtr="0" forceAA="0" compatLnSpc="1">
+                            <a:prstTxWarp prst="textNoShape">
+                              <a:avLst/>
+                            </a:prstTxWarp>
+                            <a:noAutofit/>
+                          </wps:bodyPr>
+                        </wps:wsp>
+                      </a:graphicData>
+                    </a:graphic>
+                    <wp14:sizeRelV relativeFrom="margin">
+                      <wp14:pctHeight>0</wp14:pctHeight>
+                    </wp14:sizeRelV>
+                  </wp:anchor>
+                </w:drawing>
+              </mc:Choice>
+              <mc:Fallback>
+                <w:pict>
+                  <v:shape w14:anchorId="16FA0423" id="_x0000_s1037" type="#_x0000_t202" style="position:absolute;margin-left:-35.35pt;margin-top:497.05pt;width:540pt;height:71.45pt;z-index:251686912;visibility:visible;mso-wrap-style:square;mso-height-percent:0;mso-wrap-distance-left:9pt;mso-wrap-distance-top:0;mso-wrap-distance-right:9pt;mso-wrap-distance-bottom:0;mso-position-horizontal:absolute;mso-position-horizontal-relative:margin;mso-position-vertical:absolute;mso-position-vertical-relative:text;mso-height-percent:0;mso-height-relative:margin;v-text-anchor:middle" o:gfxdata="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" filled="f" stroked="f" strokeweight=".5pt">
+                    <v:textbox inset="54pt,0,1in,0">
+                      <w:txbxContent>
+                        <w:p>
+                          <w:pPr>
+                            <w:pStyle w:val="NoSpacing"/>
+                            <w:jc w:val="right"/>
+                            <w:rPr>
+                              <w:rFonts w:ascii="Calibri" w:hAnsi="Calibri" w:cs="Calibri"/>
+                              <w:b/>
+                              <w:bCs/>
+                              <w:color w:val="FFFFFF" w:themeColor="background1"/>
+                              <w:sz w:val="28"/>
+                              <w:szCs w:val="28"/>
+                            </w:rPr>
+                          </w:pPr>
+                          <w:r>
+                            <w:rPr>
+                              <w:rFonts w:ascii="Calibri" w:hAnsi="Calibri" w:cs="Calibri"/>
+                              <w:b/>
+                              <w:bCs/>
+                              <w:color w:val="FFFFFF" w:themeColor="background1"/>
+                              <w:sz w:val="28"/>
+                              <w:szCs w:val="28"/>
+                            </w:rPr>
+                            <w:t xml:space="preserve">Prepared by: </w:t>
+                          </w:r>
+                          <w:r>
+                            <w:rPr>
+                              <w:rFonts w:ascii="Calibri" w:hAnsi="Calibri" w:cs="Calibri"/>
+                              <w:b/>
+                              <w:bCs/>
+                              <w:color w:val="FFFFFF" w:themeColor="background1"/>
+                              <w:sz w:val="28"/>
+                              <w:szCs w:val="28"/>
+                            </w:rPr>
+                            <w:t>Ei Khine Moe</w:t>
+                          </w:r>
+                        </w:p>
+                        <w:p>
+                          <w:pPr>
+                            <w:pStyle w:val="NoSpacing"/>
+                            <w:jc w:val="right"/>
+                            <w:rPr>
+                              <w:rFonts w:ascii="Calibri" w:hAnsi="Calibri" w:cs="Calibri"/>
+                              <w:b/>
+                              <w:bCs/>
+                              <w:color w:val="FFFFFF" w:themeColor="background1"/>
+                              <w:sz w:val="28"/>
+                              <w:szCs w:val="28"/>
+                            </w:rPr>
+                          </w:pPr>
+                          <w:r>
+                            <w:rPr>
+                              <w:rFonts w:ascii="Calibri" w:hAnsi="Calibri" w:cs="Calibri"/>
+                              <w:b/>
+                              <w:bCs/>
+                              <w:color w:val="FFFFFF" w:themeColor="background1"/>
+                              <w:sz w:val="28"/>
+                              <w:szCs w:val="28"/>
+                            </w:rPr>
+                            <w:t>Student Number: 2026845</w:t>
+                          </w:r>
+                        </w:p>
+                        <w:p>
+                          <w:pPr>
+                            <w:pStyle w:val="NoSpacing"/>
+                            <w:ind w:left="720" w:firstLine="720"/>
+                            <w:jc w:val="right"/>
+                            <w:rPr>
+                              <w:rFonts w:ascii="Calibri" w:hAnsi="Calibri" w:cs="Calibri"/>
+                              <w:b/>
+                              <w:bCs/>
+                              <w:color w:val="FFFFFF" w:themeColor="background1"/>
+                              <w:sz w:val="28"/>
+                              <w:szCs w:val="28"/>
+                            </w:rPr>
+                          </w:pPr>
+                          <w:r>
+                            <w:rPr>
+                              <w:rFonts w:ascii="Calibri" w:hAnsi="Calibri" w:cs="Calibri"/>
+                              <w:b/>
+                              <w:bCs/>
+                              <w:color w:val="FFFFFF" w:themeColor="background1"/>
+                              <w:sz w:val="28"/>
+                              <w:szCs w:val="28"/>
+                            </w:rPr>
+                            <w:t>Module Title: Strategic Thinking</w:t>
+                          </w:r>
+                        </w:p>
                       </w:txbxContent>
                     </v:textbox>
                     <w10:wrap anchorx="margin"/>
@@ -1611,7 +1707,7 @@
                 <w:noProof/>
                 <w:webHidden/>
               </w:rPr>
-              <w:t>2</w:t>
+              <w:t>1</w:t>
             </w:r>
             <w:r>
               <w:rPr>
@@ -1682,7 +1778,7 @@
                 <w:noProof/>
                 <w:webHidden/>
               </w:rPr>
-              <w:t>2</w:t>
+              <w:t>1</w:t>
             </w:r>
             <w:r>
               <w:rPr>
@@ -1753,7 +1849,7 @@
                 <w:noProof/>
                 <w:webHidden/>
               </w:rPr>
-              <w:t>2</w:t>
+              <w:t>1</w:t>
             </w:r>
             <w:r>
               <w:rPr>
@@ -1895,7 +1991,7 @@
                 <w:noProof/>
                 <w:webHidden/>
               </w:rPr>
-              <w:t>3</w:t>
+              <w:t>2</w:t>
             </w:r>
             <w:r>
               <w:rPr>
@@ -1966,7 +2062,7 @@
                 <w:noProof/>
                 <w:webHidden/>
               </w:rPr>
-              <w:t>3</w:t>
+              <w:t>2</w:t>
             </w:r>
             <w:r>
               <w:rPr>
@@ -2037,7 +2133,7 @@
                 <w:noProof/>
                 <w:webHidden/>
               </w:rPr>
-              <w:t>4</w:t>
+              <w:t>3</w:t>
             </w:r>
             <w:r>
               <w:rPr>
@@ -2108,7 +2204,7 @@
                 <w:noProof/>
                 <w:webHidden/>
               </w:rPr>
-              <w:t>5</w:t>
+              <w:t>4</w:t>
             </w:r>
             <w:r>
               <w:rPr>
@@ -2179,7 +2275,7 @@
                 <w:noProof/>
                 <w:webHidden/>
               </w:rPr>
-              <w:t>5</w:t>
+              <w:t>4</w:t>
             </w:r>
             <w:r>
               <w:rPr>
@@ -2250,7 +2346,7 @@
                 <w:noProof/>
                 <w:webHidden/>
               </w:rPr>
-              <w:t>5</w:t>
+              <w:t>4</w:t>
             </w:r>
             <w:r>
               <w:rPr>
@@ -2392,7 +2488,7 @@
                 <w:noProof/>
                 <w:webHidden/>
               </w:rPr>
-              <w:t>6</w:t>
+              <w:t>5</w:t>
             </w:r>
             <w:r>
               <w:rPr>
@@ -2463,7 +2559,7 @@
                 <w:noProof/>
                 <w:webHidden/>
               </w:rPr>
-              <w:t>7</w:t>
+              <w:t>6</w:t>
             </w:r>
             <w:r>
               <w:rPr>
@@ -7387,7 +7483,6 @@
   <w:style w:type="character" w:default="1" w:styleId="DefaultParagraphFont">
     <w:name w:val="Default Paragraph Font"/>
     <w:uiPriority w:val="1"/>
-    <w:semiHidden/>
     <w:unhideWhenUsed/>
   </w:style>
   <w:style w:type="table" w:default="1" w:styleId="TableNormal">
